--- a/az/discovery-articles/5.4 Nüvə enerjisi və nüvə elmi.docx
+++ b/az/discovery-articles/5.4 Nüvə enerjisi və nüvə elmi.docx
@@ -4,511 +4,338 @@
   <w:body>
     <w:p>
       <w:pPr>
-        <w:keepNext/>
-        <w:spacing w:before="280" w:after="120"/>
+        <w:pStyle w:val="Title"/>
+        <w:widowControl/>
       </w:pPr>
       <w:r>
-        <w:rPr>
-          <w:rFonts w:ascii="Calibri" w:hAnsi="Calibri" w:eastAsia="Calibri"/>
-          <w:b/>
-          <w:i w:val="0"/>
-          <w:color w:val="004E8C"/>
-          <w:sz w:val="44"/>
-        </w:rPr>
         <w:t>5.4 Nüvə enerjisi və nüvə elmi</w:t>
       </w:r>
     </w:p>
     <w:p>
       <w:pPr>
-        <w:spacing w:after="80"/>
+        <w:keepNext/>
+        <w:widowControl/>
       </w:pPr>
       <w:r>
         <w:rPr>
-          <w:rFonts w:ascii="Calibri" w:hAnsi="Calibri" w:eastAsia="Calibri"/>
-          <w:b w:val="0"/>
-          <w:i/>
-          <w:color w:val="505050"/>
-          <w:sz w:val="22"/>
+          <w:sz w:val="20"/>
         </w:rPr>
-        <w:t>5. Fizika, kimya və materiallar</w:t>
-      </w:r>
-    </w:p>
-    <w:p>
-      <w:pPr>
-        <w:spacing w:after="200"/>
-      </w:pPr>
-      <w:r>
-        <w:rPr>
-          <w:rFonts w:ascii="Calibri" w:hAnsi="Calibri" w:eastAsia="Calibri"/>
-          <w:b w:val="0"/>
-          <w:i/>
-          <w:sz w:val="22"/>
-        </w:rPr>
-        <w:t>Dövr: 1938-ci il (nüvə parçalanmasının kəşfi); 1942-ci il (ilk idarə olunan zəncirvari reaksiya); 1951-ci il (nüvə enerjisindən ilk dəfə elektrik alınması) | Əsas simalar: Otto Han, Lize Meytner, Frits Ştrassman; Enriko Fermi; Manhetten layihəsinin heyəti</w:t>
-      </w:r>
-    </w:p>
-    <w:p>
-      <w:pPr>
-        <w:spacing w:after="160" w:line="276" w:lineRule="auto"/>
-      </w:pPr>
-      <w:r>
-        <w:rPr>
-          <w:rFonts w:ascii="Calibri" w:hAnsi="Calibri" w:eastAsia="Calibri"/>
-          <w:b w:val="0"/>
-          <w:i w:val="0"/>
-          <w:sz w:val="22"/>
-        </w:rPr>
-        <w:t>Nüvə elmi atomun kiçik və sıx mərkəzi olan nüvəni öyrənir. Bəzi ağır nüvələr parçalandıqda böyük miqdarda enerji ayrılır; bu hadisə həm nüvə elektrik stansiyalarının, həm də nüvə silahlarının yaradılmasına imkan verib.</w:t>
+        <w:t>5 Fizika kimya və materiallar</w:t>
       </w:r>
     </w:p>
     <w:p>
       <w:pPr>
         <w:keepNext/>
-        <w:spacing w:before="240" w:after="120"/>
+        <w:widowControl/>
       </w:pPr>
       <w:r>
         <w:rPr>
-          <w:rFonts w:ascii="Calibri" w:hAnsi="Calibri" w:eastAsia="Calibri"/>
-          <w:b/>
-          <w:i w:val="0"/>
-          <w:color w:val="004E8C"/>
-          <w:sz w:val="28"/>
+          <w:sz w:val="20"/>
         </w:rPr>
-        <w:t>Əsas faktlar</w:t>
+        <w:t>Dövr: 1938 (nüvə parçalanmasının kəşfi); 1942 (ilk idarə olunan zəncirvari reaksiya); 1951 (nüvə enerjisindən ilk elektrik alınması) | Əsas şəxslər: Otto Han, Liza Meytner, Frits Ştrassman; Enriko Fermi; Manhetten layihəsinin qrupu</w:t>
+      </w:r>
+    </w:p>
+    <w:p>
+      <w:pPr>
+        <w:widowControl/>
+      </w:pPr>
+      <w:r>
+        <w:t>Nüvə elmi atomun sıx mərkəzini öyrənir. Bəzi ağır nüvələrin parçalanması böyük enerji ayıra bilər. Bu, həm elektrik stansiyalarını, həm də nüvə silahlarını mümkün etdi.</w:t>
+      </w:r>
+    </w:p>
+    <w:p>
+      <w:pPr>
+        <w:pStyle w:val="Heading1"/>
+        <w:widowControl/>
+      </w:pPr>
+      <w:r>
+        <w:t>Əsas məlumatlar</w:t>
       </w:r>
     </w:p>
     <w:p>
       <w:pPr>
         <w:pStyle w:val="ListBullet"/>
+        <w:widowControl/>
       </w:pPr>
       <w:r>
-        <w:rPr>
-          <w:rFonts w:ascii="Calibri" w:hAnsi="Calibri" w:eastAsia="Calibri"/>
-          <w:b w:val="0"/>
-          <w:i w:val="0"/>
-          <w:sz w:val="22"/>
-        </w:rPr>
-        <w:t>Mari və Pyer Küri radioaktivlik tədqiqatlarının əsasını qoyublar</w:t>
+        <w:t>Mariya və Pyer Küri radioaktivliyin öyrənilməsinin öncülləri idilər.</w:t>
       </w:r>
     </w:p>
     <w:p>
       <w:pPr>
         <w:pStyle w:val="ListBullet"/>
+        <w:widowControl/>
       </w:pPr>
       <w:r>
-        <w:rPr>
-          <w:rFonts w:ascii="Calibri" w:hAnsi="Calibri" w:eastAsia="Calibri"/>
-          <w:b w:val="0"/>
-          <w:i w:val="0"/>
-          <w:sz w:val="22"/>
-        </w:rPr>
-        <w:t>Rezerfordun tədqiqatları atom nüvəsini üzə çıxardı; Çedvik isə 1932-ci ildə neytronu müəyyən etdi</w:t>
+        <w:t>Rezerfordun işi atom nüvəsini üzə çıxardı; Çedvik 1932-ci ildə neytronu müəyyənləşdirdi.</w:t>
       </w:r>
     </w:p>
     <w:p>
       <w:pPr>
         <w:pStyle w:val="ListBullet"/>
+        <w:widowControl/>
       </w:pPr>
       <w:r>
-        <w:rPr>
-          <w:rFonts w:ascii="Calibri" w:hAnsi="Calibri" w:eastAsia="Calibri"/>
-          <w:b w:val="0"/>
-          <w:i w:val="0"/>
-          <w:sz w:val="22"/>
-        </w:rPr>
-        <w:t>Han, Ştrassman, Meytner və Friş 1938–1939-cu illərdə nüvə parçalanmasını aşkar edib izah etdilər</w:t>
+        <w:t>Han, Ştrassman, Meytner və Friş 1938–1939-cu illərdə nüvə parçalanmasını aşkar edib izah etdilər.</w:t>
       </w:r>
     </w:p>
     <w:p>
       <w:pPr>
         <w:pStyle w:val="ListBullet"/>
+        <w:widowControl/>
       </w:pPr>
       <w:r>
-        <w:rPr>
-          <w:rFonts w:ascii="Calibri" w:hAnsi="Calibri" w:eastAsia="Calibri"/>
-          <w:b w:val="0"/>
-          <w:i w:val="0"/>
-          <w:sz w:val="22"/>
-        </w:rPr>
-        <w:t>Ferminin Çikaqoda qurduğu reaktor (1942) ilk idarə olunan zəncirvari reaksiyanı həyata keçirdi</w:t>
+        <w:t>Ferminin Çikaqo reaktoru 1942-ci ildə ilk idarə olunan zəncirvari reaksiyanı həyata keçirdi.</w:t>
       </w:r>
     </w:p>
     <w:p>
       <w:pPr>
         <w:pStyle w:val="ListBullet"/>
+        <w:widowControl/>
       </w:pPr>
       <w:r>
-        <w:rPr>
-          <w:rFonts w:ascii="Calibri" w:hAnsi="Calibri" w:eastAsia="Calibri"/>
-          <w:b w:val="0"/>
-          <w:i w:val="0"/>
-          <w:sz w:val="22"/>
-        </w:rPr>
-        <w:t>Reaktorların, atom bombalarının və tibbdə işlədilən bir çox izotopun əsasında eyni fiziki qanunlar dayanır</w:t>
+        <w:t>Reaktorların, bombaların və bir çox tibbi izotopun əsasında eyni fizika dayanır.</w:t>
       </w:r>
     </w:p>
     <w:p>
       <w:pPr>
-        <w:keepNext/>
-        <w:spacing w:before="240" w:after="120"/>
+        <w:pStyle w:val="Heading1"/>
+        <w:widowControl/>
       </w:pPr>
       <w:r>
-        <w:rPr>
-          <w:rFonts w:ascii="Calibri" w:hAnsi="Calibri" w:eastAsia="Calibri"/>
-          <w:b/>
-          <w:i w:val="0"/>
-          <w:color w:val="004E8C"/>
-          <w:sz w:val="28"/>
-        </w:rPr>
         <w:t>Bu nədir</w:t>
       </w:r>
     </w:p>
     <w:p>
       <w:pPr>
-        <w:spacing w:after="160" w:line="276" w:lineRule="auto"/>
+        <w:widowControl/>
       </w:pPr>
       <w:r>
-        <w:rPr>
-          <w:rFonts w:ascii="Calibri" w:hAnsi="Calibri" w:eastAsia="Calibri"/>
-          <w:b w:val="0"/>
-          <w:i w:val="0"/>
-          <w:sz w:val="22"/>
-        </w:rPr>
-        <w:t>Nüvə atomun son dərəcə kiçik və sıx mərkəzidir. Nüvə parçalanması zamanı ağır nüvə bölünür, nüvə sintezində isə yüngül nüvələr birləşir. Hər iki proses nüvəni bir yerdə saxlayan enerjinin bir hissəsini azad edə bilər. Radioaktivlik qeyri-sabit nüvənin çevrilərək zərrəcik və ya enerji buraxması prosesidir.</w:t>
+        <w:t>Nüvə atomun kiçik və sıx mərkəzidir. Nüvə parçalanmasında ağır nüvə bölünür, nüvə sintezində isə yüngül nüvələr birləşir. Hər iki prosesdə nüvəni bir yerdə saxlayan əlaqələrlə bağlı enerjinin bir hissəsi ayrıla bilər. Radioaktivlik qeyri-sabit nüvənin dəyişərək zərrəcik və ya enerji buraxmasıdır.</w:t>
       </w:r>
     </w:p>
     <w:p>
       <w:pPr>
-        <w:keepNext/>
-        <w:spacing w:before="240" w:after="120"/>
+        <w:pStyle w:val="Heading1"/>
+        <w:widowControl/>
       </w:pPr>
       <w:r>
-        <w:rPr>
-          <w:rFonts w:ascii="Calibri" w:hAnsi="Calibri" w:eastAsia="Calibri"/>
-          <w:b/>
-          <w:i w:val="0"/>
-          <w:color w:val="004E8C"/>
-          <w:sz w:val="28"/>
-        </w:rPr>
-        <w:t>Onu kim kəşf və ya ixtira edib</w:t>
+        <w:t>Kim kəşf edib və ya yaradıb</w:t>
       </w:r>
     </w:p>
     <w:p>
       <w:pPr>
-        <w:spacing w:after="160" w:line="276" w:lineRule="auto"/>
+        <w:widowControl/>
       </w:pPr>
       <w:r>
-        <w:rPr>
-          <w:rFonts w:ascii="Calibri" w:hAnsi="Calibri" w:eastAsia="Calibri"/>
-          <w:b w:val="0"/>
-          <w:i w:val="0"/>
-          <w:sz w:val="22"/>
-        </w:rPr>
-        <w:t>Anri Bekkerel, eləcə də Mari və Pyer Küri radioaktivliyin öyrənilməsinə yol açdılar. Ernest Rezerford atom nüvəsini aşkar etdi, Ceyms Çedvik isə 1932-ci ildə neytronu müəyyənləşdirdi. Otto Han və Frits Ştrassman 1938-ci ildə uranı zərrəciklərlə bombardman etdikdən sonra gözlənilməz məhsullar əldə etdilər. Lize Meytner və Otto Friş bunun uran nüvəsinin parçalanması nəticəsində baş verdiyini düzgün izah etdilər. Enriko Ferminin qrupu 1942-ci ildə ilk idarə olunan zəncirvari reaksiyanı həyata keçirdi.</w:t>
+        <w:t>Anri Bekkerel, Mariya və Pyer Küri radioaktivliyin araşdırılmasına yol açdılar. Ernest Rezerford nüvəni üzə çıxardı, Ceyms Çedvik isə 1932-ci ildə neytronu müəyyənləşdirdi. 1938-ci ildə Otto Han və Frits Ştrassman uranı zərrəciklərlə bombardman etdikdən sonra gözlənilməz məhsullar tapdılar. Liza Meytner və Otto Friş bunun uran nüvəsinin parçalanması olduğunu düzgün izah etdilər. Enriko Ferminin qrupu 1942-ci ildə ilk idarə olunan zəncirvari reaksiyanı yaratdı.</w:t>
       </w:r>
     </w:p>
     <w:p>
       <w:pPr>
-        <w:keepNext/>
-        <w:spacing w:before="240" w:after="120"/>
+        <w:pStyle w:val="Heading1"/>
+        <w:widowControl/>
       </w:pPr>
       <w:r>
-        <w:rPr>
-          <w:rFonts w:ascii="Calibri" w:hAnsi="Calibri" w:eastAsia="Calibri"/>
-          <w:b/>
-          <w:i w:val="0"/>
-          <w:color w:val="004E8C"/>
-          <w:sz w:val="28"/>
-        </w:rPr>
-        <w:t>Nə vaxt və necə meydana gəlib</w:t>
+        <w:t>Nə vaxt və necə yaranıb</w:t>
       </w:r>
     </w:p>
     <w:p>
       <w:pPr>
-        <w:spacing w:after="160" w:line="276" w:lineRule="auto"/>
+        <w:widowControl/>
       </w:pPr>
       <w:r>
-        <w:rPr>
-          <w:rFonts w:ascii="Calibri" w:hAnsi="Calibri" w:eastAsia="Calibri"/>
-          <w:b w:val="0"/>
-          <w:i w:val="0"/>
-          <w:sz w:val="22"/>
-        </w:rPr>
-        <w:t>Bu elm sahəsi XIX əsrin sonlarında uran duzları ilə aparılan təcrübələrdən doğdu. İkinci Dünya müharibəsinin başlanmasına az qalmış, 1938–1939-cu illərdə nüvə parçalanmasının kəşfi sahəni kökündən dəyişdi. Düşmənin atom bombasını daha əvvəl hazırlaya biləcəyindən ehtiyatlanan dövlətlər nəhəng silah proqramlarını maliyyələşdirdilər. Müharibədən sonra mühəndislər idarə olunan zəncirvari reaksiyalardan istilik və elektrik almaq üçün istifadə etməyə başladılar.</w:t>
+        <w:t>Sahə XIX əsrin sonlarında uran duzları ilə aparılan təcrübələrdən inkişaf etdi. 1938–1939-cu illərdə, İkinci Dünya müharibəsindən az əvvəl, parçalanmanın kəşfi istiqaməti dəyişdi. Düşmənin bombanı əvvəl hazırlayacağından qorxan hökumətlər nəhəng silah proqramlarını maliyyələşdirdilər. Müharibədən sonra mühəndislər idarə olunan zəncirvari reaksiyaları istilik və elektrik istehsalına uyğunlaşdırdılar.</w:t>
       </w:r>
     </w:p>
     <w:p>
       <w:pPr>
-        <w:keepNext/>
-        <w:spacing w:before="240" w:after="120"/>
+        <w:pStyle w:val="Heading1"/>
+        <w:widowControl/>
       </w:pPr>
       <w:r>
-        <w:rPr>
-          <w:rFonts w:ascii="Calibri" w:hAnsi="Calibri" w:eastAsia="Calibri"/>
-          <w:b/>
-          <w:i w:val="0"/>
-          <w:color w:val="004E8C"/>
-          <w:sz w:val="28"/>
-        </w:rPr>
-        <w:t>Elmi baxımdan əhəmiyyəti</w:t>
+        <w:t>Elm üçün əhəmiyyəti</w:t>
       </w:r>
     </w:p>
     <w:p>
       <w:pPr>
-        <w:spacing w:after="160" w:line="276" w:lineRule="auto"/>
+        <w:widowControl/>
       </w:pPr>
       <w:r>
-        <w:rPr>
-          <w:rFonts w:ascii="Calibri" w:hAnsi="Calibri" w:eastAsia="Calibri"/>
-          <w:b w:val="0"/>
-          <w:i w:val="0"/>
-          <w:sz w:val="22"/>
-        </w:rPr>
-        <w:t>Nüvə elmi bir kimyəvi elementin digərinə çevrilə bildiyini və çox az miqdarda maddədən nəhəng enerji ayrıla bildiyini göstərdi. Zəncirvari reaksiya ard-arda aşan domino daşlarına bənzəyir: parçalanan bir nüvə neytronlar buraxır, onlar da başqa nüvələri parçalaya bilir. Reaktorda bu proses yavaşıdılır və nəzarətdə saxlanılır. Bombada isə reaksiyanın son dərəcə sürətlə böyüməsinə imkan verilir.</w:t>
+        <w:t>Nüvə elmi bir elementin digərinə çevrilə və az miqdarda maddədən çox böyük enerji ayrıla bildiyini göstərdi. Zəncirvari reaksiya domino daşlarının ardıcıl yıxılmasına bənzəyir: parçalanan nüvə başqa nüvələri parçalaya bilən neytronlar buraxır. Reaktorlar bu prosesi yavaşladıb idarə edir. Bombada isə prosesin son dərəcə sürətlə böyüməsinə imkan verilir.</w:t>
       </w:r>
     </w:p>
     <w:p>
       <w:pPr>
-        <w:keepNext/>
-        <w:spacing w:before="240" w:after="120"/>
+        <w:pStyle w:val="Heading1"/>
+        <w:widowControl/>
       </w:pPr>
       <w:r>
-        <w:rPr>
-          <w:rFonts w:ascii="Calibri" w:hAnsi="Calibri" w:eastAsia="Calibri"/>
-          <w:b/>
-          <w:i w:val="0"/>
-          <w:color w:val="004E8C"/>
-          <w:sz w:val="28"/>
-        </w:rPr>
-        <w:t>Sonrakı inkişaflara necə təsir göstərib</w:t>
+        <w:t>Sonrakı inkişafa təsiri</w:t>
       </w:r>
     </w:p>
     <w:p>
       <w:pPr>
-        <w:spacing w:after="160" w:line="276" w:lineRule="auto"/>
+        <w:widowControl/>
       </w:pPr>
       <w:r>
-        <w:rPr>
-          <w:rFonts w:ascii="Calibri" w:hAnsi="Calibri" w:eastAsia="Calibri"/>
-          <w:b w:val="0"/>
-          <w:i w:val="0"/>
-          <w:sz w:val="22"/>
-        </w:rPr>
-        <w:t>Nüvə reaktorları qalıq yanacaq yandırmadan elektrik istehsal edir, lakin radioaktiv tullantı yaradır və çox etibarlı təhlükəsizlik sistemləri tələb edir. Elementlərin izotop adlanan radioaktiv formaları həkimlərə orqanların təsvirini almağa və xərçəngi müalicə etməyə kömək edir. Eyni bilik nüvə silahlarının, silahlanma yarışının və onların yayılmasını məhdudlaşdırmağa yönəlmiş müqavilələrin yaranmasına səbəb oldu. Nüvə sintezi ilə enerji istehsalı isə hələ də fəal tədqiqat istiqamətidir.</w:t>
+        <w:t>Reaktorlar fosil yanacaq yandırmadan elektrik istehsal edir, lakin radioaktiv tullantı yaradır və güclü təhlükəsizlik sistemləri tələb edir. Elementlərin radioaktiv formaları olan izotoplar həkimlərə orqanları görüntüləməkdə və xərçəngi müalicə etməkdə kömək edir. Eyni bilik nüvə silahlarını, silahlanma yarışını və onların yayılmasını məhdudlaşdırmaq üçün müqavilələri yaratdı. Nüvə sintezi ilə enerji istehsalı fəal tədqiqat məqsədi olaraq qalır.</w:t>
       </w:r>
     </w:p>
     <w:p>
       <w:pPr>
-        <w:keepNext/>
-        <w:spacing w:before="240" w:after="120"/>
+        <w:pStyle w:val="Heading1"/>
+        <w:widowControl/>
       </w:pPr>
       <w:r>
-        <w:rPr>
-          <w:rFonts w:ascii="Calibri" w:hAnsi="Calibri" w:eastAsia="Calibri"/>
-          <w:b/>
-          <w:i w:val="0"/>
-          <w:color w:val="004E8C"/>
-          <w:sz w:val="28"/>
-        </w:rPr>
         <w:t>İnsan həyatını necə dəyişib</w:t>
       </w:r>
     </w:p>
     <w:p>
       <w:pPr>
-        <w:spacing w:after="160" w:line="276" w:lineRule="auto"/>
+        <w:widowControl/>
       </w:pPr>
       <w:r>
-        <w:rPr>
-          <w:rFonts w:ascii="Calibri" w:hAnsi="Calibri" w:eastAsia="Calibri"/>
-          <w:b w:val="0"/>
-          <w:i w:val="0"/>
-          <w:sz w:val="22"/>
-        </w:rPr>
-        <w:t>Bəzi ölkələrdə nüvə energetikası böyük həcmdə aşağı karbonlu elektrik təmin edib. Nüvə təbabəti milyonlarla xəstənin diaqnostikasına və müalicəsinə kömək göstərib. Atom bombaları Xirosima və Naqasakini məhv etdi və kütləvi qırğın təhlükəsini bu günədək davam edən reallığa çevirdi. Beləliklə, nüvə elmi eyni vaxtda səhiyyəni, energetikanı, müharibəni və beynəlxalq siyasəti dəyişdirdi.</w:t>
+        <w:t>Nüvə energetikası bəzi ölkələrdə böyük miqdarda aşağı karbonlu elektrik təmin edib. Nüvə təbabəti milyonlarla xəstənin diaqnostika və müalicəsinə kömək edib. Atom bombaları Xirosima və Naqasakini dağıtdı və davam edən kütləvi məhvetmə riski yaratdı. Bu sahə səhiyyəni, enerjini, müharibəni və beynəlxalq siyasəti eyni vaxtda dəyişdirdi.</w:t>
       </w:r>
     </w:p>
     <w:p>
       <w:pPr>
-        <w:keepNext/>
-        <w:spacing w:before="240" w:after="120"/>
+        <w:pStyle w:val="Heading1"/>
+        <w:widowControl/>
       </w:pPr>
       <w:r>
-        <w:rPr>
-          <w:rFonts w:ascii="Calibri" w:hAnsi="Calibri" w:eastAsia="Calibri"/>
-          <w:b/>
-          <w:i w:val="0"/>
-          <w:color w:val="004E8C"/>
-          <w:sz w:val="28"/>
-        </w:rPr>
         <w:t>Mənbələr və istinadlar</w:t>
       </w:r>
     </w:p>
     <w:p>
       <w:pPr>
-        <w:keepNext/>
-        <w:spacing w:before="240" w:after="120"/>
+        <w:pStyle w:val="Heading2"/>
+        <w:widowControl/>
       </w:pPr>
       <w:r>
         <w:rPr>
-          <w:rFonts w:ascii="Calibri" w:hAnsi="Calibri" w:eastAsia="Calibri"/>
-          <w:b/>
-          <w:i w:val="0"/>
-          <w:color w:val="004E8C"/>
-          <w:sz w:val="24"/>
+          <w:sz w:val="20"/>
         </w:rPr>
-        <w:t>A. Kitablar və əsas elmi əsərlər</w:t>
+        <w:t>A Kitablar və əsas elmi əsərlər</w:t>
       </w:r>
     </w:p>
     <w:p>
       <w:pPr>
-        <w:spacing w:after="80"/>
-        <w:ind w:left="360"/>
+        <w:widowControl/>
       </w:pPr>
       <w:r>
         <w:rPr>
-          <w:rFonts w:ascii="Calibri" w:hAnsi="Calibri" w:eastAsia="Calibri"/>
-          <w:b w:val="0"/>
-          <w:i w:val="0"/>
-          <w:sz w:val="22"/>
+          <w:sz w:val="20"/>
         </w:rPr>
         <w:t>1. Rhodes, Richard. The Making of the Atomic Bomb. Simon &amp; Schuster, 1986.</w:t>
       </w:r>
     </w:p>
     <w:p>
       <w:pPr>
-        <w:keepNext/>
-        <w:spacing w:before="240" w:after="120"/>
+        <w:pStyle w:val="Heading2"/>
+        <w:widowControl/>
       </w:pPr>
       <w:r>
         <w:rPr>
-          <w:rFonts w:ascii="Calibri" w:hAnsi="Calibri" w:eastAsia="Calibri"/>
-          <w:b/>
-          <w:i w:val="0"/>
-          <w:color w:val="004E8C"/>
-          <w:sz w:val="24"/>
+          <w:sz w:val="20"/>
         </w:rPr>
-        <w:t>C. Təşkilatların materialları və ensiklopedik mənbələr</w:t>
+        <w:t>C Qurumların materialları və ensiklopedik mənbələr</w:t>
       </w:r>
     </w:p>
     <w:p>
       <w:pPr>
-        <w:spacing w:after="80"/>
-        <w:ind w:left="360"/>
+        <w:widowControl/>
       </w:pPr>
       <w:r>
         <w:rPr>
-          <w:rFonts w:ascii="Calibri" w:hAnsi="Calibri" w:eastAsia="Calibri"/>
-          <w:b w:val="0"/>
-          <w:i w:val="0"/>
-          <w:sz w:val="22"/>
+          <w:sz w:val="20"/>
         </w:rPr>
-        <w:t>1. Encyclopaedia Britannica. “Nuclear fission” (“Nüvə parçalanması”).</w:t>
-      </w:r>
-      <w:r>
-        <w:rPr>
-          <w:rFonts w:ascii="Calibri" w:hAnsi="Calibri" w:eastAsia="Calibri"/>
-          <w:b w:val="0"/>
-          <w:i w:val="0"/>
-          <w:sz w:val="22"/>
-        </w:rPr>
-        <w:t xml:space="preserve"> </w:t>
+        <w:t xml:space="preserve">1. Encyclopaedia Britannica. 'Nuclear fission.' </w:t>
       </w:r>
       <w:hyperlink r:id="rId9">
         <w:r>
           <w:rPr>
-            <w:rFonts w:ascii="Calibri" w:hAnsi="Calibri" w:eastAsia="Calibri"/>
-            <w:b w:val="0"/>
-            <w:i w:val="0"/>
-            <w:sz w:val="22"/>
-            <w:color w:val="0563C1"/>
-            <w:u w:val="single"/>
+            <w:sz w:val="20"/>
           </w:rPr>
           <w:t>https://www.britannica.com/science/nuclear-fission</w:t>
         </w:r>
       </w:hyperlink>
+      <w:r>
+        <w:rPr>
+          <w:sz w:val="20"/>
+        </w:rPr>
+      </w:r>
     </w:p>
     <w:p>
       <w:pPr>
-        <w:spacing w:after="80"/>
-        <w:ind w:left="360"/>
+        <w:widowControl/>
       </w:pPr>
       <w:r>
         <w:rPr>
-          <w:rFonts w:ascii="Calibri" w:hAnsi="Calibri" w:eastAsia="Calibri"/>
-          <w:b w:val="0"/>
-          <w:i w:val="0"/>
-          <w:sz w:val="22"/>
+          <w:sz w:val="20"/>
         </w:rPr>
-        <w:t>2. International Atomic Energy Agency. “What is Nuclear Energy? The Science of Nuclear Power” (“Nüvə enerjisi nədir? Nüvə energetikasının elmi əsasları”).</w:t>
-      </w:r>
-      <w:r>
-        <w:rPr>
-          <w:rFonts w:ascii="Calibri" w:hAnsi="Calibri" w:eastAsia="Calibri"/>
-          <w:b w:val="0"/>
-          <w:i w:val="0"/>
-          <w:sz w:val="22"/>
-        </w:rPr>
-        <w:t xml:space="preserve"> </w:t>
+        <w:t xml:space="preserve">2. International Atomic Energy Agency. 'What is Nuclear Energy? The Science of Nuclear Power.' </w:t>
       </w:r>
       <w:hyperlink r:id="rId10">
         <w:r>
           <w:rPr>
-            <w:rFonts w:ascii="Calibri" w:hAnsi="Calibri" w:eastAsia="Calibri"/>
-            <w:b w:val="0"/>
-            <w:i w:val="0"/>
-            <w:sz w:val="22"/>
-            <w:color w:val="0563C1"/>
-            <w:u w:val="single"/>
+            <w:sz w:val="20"/>
           </w:rPr>
           <w:t>https://www.iaea.org/newscenter/news/what-is-nuclear-energy-the-science-of-nuclear-power</w:t>
         </w:r>
       </w:hyperlink>
+      <w:r>
+        <w:rPr>
+          <w:sz w:val="20"/>
+        </w:rPr>
+      </w:r>
     </w:p>
     <w:p>
       <w:pPr>
-        <w:spacing w:after="80"/>
-        <w:ind w:left="360"/>
+        <w:widowControl/>
       </w:pPr>
       <w:r>
         <w:rPr>
-          <w:rFonts w:ascii="Calibri" w:hAnsi="Calibri" w:eastAsia="Calibri"/>
-          <w:b w:val="0"/>
-          <w:i w:val="0"/>
-          <w:sz w:val="22"/>
+          <w:sz w:val="20"/>
         </w:rPr>
-        <w:t>3. Atomic Heritage Foundation. “Chicago Pile-1”.</w:t>
-      </w:r>
-      <w:r>
-        <w:rPr>
-          <w:rFonts w:ascii="Calibri" w:hAnsi="Calibri" w:eastAsia="Calibri"/>
-          <w:b w:val="0"/>
-          <w:i w:val="0"/>
-          <w:sz w:val="22"/>
-        </w:rPr>
-        <w:t xml:space="preserve"> </w:t>
+        <w:t xml:space="preserve">3. Atomic Heritage Foundation. 'Chicago Pile-1.' </w:t>
       </w:r>
       <w:hyperlink r:id="rId11">
         <w:r>
           <w:rPr>
-            <w:rFonts w:ascii="Calibri" w:hAnsi="Calibri" w:eastAsia="Calibri"/>
-            <w:b w:val="0"/>
-            <w:i w:val="0"/>
-            <w:sz w:val="22"/>
-            <w:color w:val="0563C1"/>
-            <w:u w:val="single"/>
+            <w:sz w:val="20"/>
           </w:rPr>
           <w:t>https://ahf.nuclearmuseum.org/ahf/history/chicago-pile-1/</w:t>
         </w:r>
       </w:hyperlink>
+      <w:r>
+        <w:rPr>
+          <w:sz w:val="20"/>
+        </w:rPr>
+      </w:r>
     </w:p>
     <w:sectPr>
-      <w:pgSz w:w="12240" w:h="15840"/>
-      <w:pgMar w:top="1296" w:right="1440" w:bottom="1296" w:left="1440" w:header="720" w:footer="720" w:gutter="0"/>
+      <w:footerReference w:type="default" r:id="rId12"/>
+      <w:pgSz w:w="11906" w:h="16838"/>
+      <w:pgMar w:top="1020" w:right="1134" w:bottom="1020" w:left="1134" w:header="720" w:footer="720" w:gutter="0"/>
       <w:cols w:space="720"/>
       <w:docGrid w:linePitch="360"/>
     </w:sectPr>
   </w:body>
 </w:document>
+</file>
+
+<file path=word/footer1.xml><?xml version="1.0" encoding="utf-8"?>
+<w:ftr xmlns:m="http://schemas.openxmlformats.org/officeDocument/2006/math" xmlns:mc="http://schemas.openxmlformats.org/markup-compatibility/2006" xmlns:mo="http://schemas.microsoft.com/office/mac/office/2008/main" xmlns:mv="urn:schemas-microsoft-com:mac:vml" xmlns:o="urn:schemas-microsoft-com:office:office" xmlns:r="http://schemas.openxmlformats.org/officeDocument/2006/relationships" xmlns:v="urn:schemas-microsoft-com:vml" xmlns:w10="urn:schemas-microsoft-com:office:word" xmlns:w14="http://schemas.microsoft.com/office/word/2010/wordml" xmlns:w="http://schemas.openxmlformats.org/wordprocessingml/2006/main" xmlns:wne="http://schemas.microsoft.com/office/word/2006/wordml" xmlns:wp14="http://schemas.microsoft.com/office/word/2010/wordprocessingDrawing" xmlns:wp="http://schemas.openxmlformats.org/drawingml/2006/wordprocessingDrawing" xmlns:wpc="http://schemas.microsoft.com/office/word/2010/wordprocessingCanvas" xmlns:wpg="http://schemas.microsoft.com/office/word/2010/wordprocessingGroup" xmlns:wpi="http://schemas.microsoft.com/office/word/2010/wordprocessingInk" xmlns:wps="http://schemas.microsoft.com/office/word/2010/wordprocessingShape" mc:Ignorable="w14 wp14">
+  <w:p>
+    <w:pPr>
+      <w:pStyle w:val="Footer"/>
+      <w:jc w:val="right"/>
+    </w:pPr>
+    <w:fldSimple w:instr="PAGE"/>
+  </w:p>
+</w:ftr>
 </file>
 
 <file path=word/numbering.xml><?xml version="1.0" encoding="utf-8"?>
@@ -719,7 +546,7 @@
   <w:docDefaults>
     <w:rPrDefault>
       <w:rPr>
-        <w:rFonts w:asciiTheme="minorHAnsi" w:eastAsiaTheme="minorEastAsia" w:hAnsiTheme="minorHAnsi" w:cstheme="minorBidi"/>
+        <w:rFonts/>
         <w:sz w:val="22"/>
         <w:szCs w:val="22"/>
         <w:lang w:val="en-US" w:eastAsia="en-US" w:bidi="ar-SA"/>
@@ -874,6 +701,15 @@
     <w:name w:val="Normal"/>
     <w:qFormat/>
     <w:rsid w:val="00FC693F"/>
+    <w:pPr>
+      <w:spacing w:after="120" w:line="259" w:lineRule="auto"/>
+    </w:pPr>
+    <w:rPr>
+      <w:rFonts w:ascii="Times New Roman" w:hAnsi="Times New Roman"/>
+      <w:color w:val="000000"/>
+      <w:sz w:val="24"/>
+      <w:lang w:val="az-Latn-AZ"/>
+    </w:rPr>
   </w:style>
   <w:style w:type="paragraph" w:styleId="Header">
     <w:name w:val="header"/>
@@ -930,16 +766,17 @@
     <w:pPr>
       <w:keepNext/>
       <w:keepLines/>
-      <w:spacing w:before="480" w:after="0"/>
+      <w:spacing w:before="480" w:after="120" w:line="259" w:lineRule="auto"/>
       <w:outlineLvl w:val="0"/>
     </w:pPr>
     <w:rPr>
-      <w:rFonts w:asciiTheme="majorHAnsi" w:eastAsiaTheme="majorEastAsia" w:hAnsiTheme="majorHAnsi" w:cstheme="majorBidi"/>
+      <w:rFonts w:ascii="Times New Roman" w:hAnsi="Times New Roman"/>
       <w:b/>
       <w:bCs/>
-      <w:color w:val="365F91" w:themeColor="accent1" w:themeShade="BF"/>
-      <w:sz w:val="28"/>
+      <w:color w:val="000000"/>
+      <w:sz w:val="26"/>
       <w:szCs w:val="28"/>
+      <w:lang w:val="az-Latn-AZ"/>
     </w:rPr>
   </w:style>
   <w:style w:type="paragraph" w:styleId="Heading2">
@@ -954,16 +791,17 @@
     <w:pPr>
       <w:keepNext/>
       <w:keepLines/>
-      <w:spacing w:before="200" w:after="0"/>
+      <w:spacing w:before="200" w:after="120" w:line="259" w:lineRule="auto"/>
       <w:outlineLvl w:val="1"/>
     </w:pPr>
     <w:rPr>
-      <w:rFonts w:asciiTheme="majorHAnsi" w:eastAsiaTheme="majorEastAsia" w:hAnsiTheme="majorHAnsi" w:cstheme="majorBidi"/>
+      <w:rFonts w:ascii="Times New Roman" w:hAnsi="Times New Roman"/>
       <w:b/>
       <w:bCs/>
-      <w:color w:val="4F81BD" w:themeColor="accent1"/>
+      <w:color w:val="000000"/>
       <w:sz w:val="26"/>
       <w:szCs w:val="26"/>
+      <w:lang w:val="az-Latn-AZ"/>
     </w:rPr>
   </w:style>
   <w:style w:type="paragraph" w:styleId="Heading3">
@@ -982,7 +820,7 @@
       <w:outlineLvl w:val="2"/>
     </w:pPr>
     <w:rPr>
-      <w:rFonts w:asciiTheme="majorHAnsi" w:eastAsiaTheme="majorEastAsia" w:hAnsiTheme="majorHAnsi" w:cstheme="majorBidi"/>
+      <w:rFonts/>
       <w:b/>
       <w:bCs/>
       <w:color w:val="4F81BD" w:themeColor="accent1"/>
@@ -1005,7 +843,7 @@
       <w:outlineLvl w:val="3"/>
     </w:pPr>
     <w:rPr>
-      <w:rFonts w:asciiTheme="majorHAnsi" w:eastAsiaTheme="majorEastAsia" w:hAnsiTheme="majorHAnsi" w:cstheme="majorBidi"/>
+      <w:rFonts/>
       <w:b/>
       <w:bCs/>
       <w:i/>
@@ -1030,7 +868,7 @@
       <w:outlineLvl w:val="4"/>
     </w:pPr>
     <w:rPr>
-      <w:rFonts w:asciiTheme="majorHAnsi" w:eastAsiaTheme="majorEastAsia" w:hAnsiTheme="majorHAnsi" w:cstheme="majorBidi"/>
+      <w:rFonts/>
       <w:color w:val="243F60" w:themeColor="accent1" w:themeShade="7F"/>
     </w:rPr>
   </w:style>
@@ -1051,7 +889,7 @@
       <w:outlineLvl w:val="5"/>
     </w:pPr>
     <w:rPr>
-      <w:rFonts w:asciiTheme="majorHAnsi" w:eastAsiaTheme="majorEastAsia" w:hAnsiTheme="majorHAnsi" w:cstheme="majorBidi"/>
+      <w:rFonts/>
       <w:i/>
       <w:iCs/>
       <w:color w:val="243F60" w:themeColor="accent1" w:themeShade="7F"/>
@@ -1074,7 +912,7 @@
       <w:outlineLvl w:val="6"/>
     </w:pPr>
     <w:rPr>
-      <w:rFonts w:asciiTheme="majorHAnsi" w:eastAsiaTheme="majorEastAsia" w:hAnsiTheme="majorHAnsi" w:cstheme="majorBidi"/>
+      <w:rFonts/>
       <w:i/>
       <w:iCs/>
       <w:color w:val="404040" w:themeColor="text1" w:themeTint="BF"/>
@@ -1097,7 +935,7 @@
       <w:outlineLvl w:val="7"/>
     </w:pPr>
     <w:rPr>
-      <w:rFonts w:asciiTheme="majorHAnsi" w:eastAsiaTheme="majorEastAsia" w:hAnsiTheme="majorHAnsi" w:cstheme="majorBidi"/>
+      <w:rFonts/>
       <w:color w:val="4F81BD" w:themeColor="accent1"/>
       <w:sz w:val="20"/>
       <w:szCs w:val="20"/>
@@ -1120,7 +958,7 @@
       <w:outlineLvl w:val="8"/>
     </w:pPr>
     <w:rPr>
-      <w:rFonts w:asciiTheme="majorHAnsi" w:eastAsiaTheme="majorEastAsia" w:hAnsiTheme="majorHAnsi" w:cstheme="majorBidi"/>
+      <w:rFonts/>
       <w:i/>
       <w:iCs/>
       <w:color w:val="404040" w:themeColor="text1" w:themeTint="BF"/>
@@ -1171,7 +1009,7 @@
     <w:uiPriority w:val="9"/>
     <w:rsid w:val="00FC693F"/>
     <w:rPr>
-      <w:rFonts w:asciiTheme="majorHAnsi" w:eastAsiaTheme="majorEastAsia" w:hAnsiTheme="majorHAnsi" w:cstheme="majorBidi"/>
+      <w:rFonts/>
       <w:b/>
       <w:bCs/>
       <w:color w:val="365F91" w:themeColor="accent1" w:themeShade="BF"/>
@@ -1186,7 +1024,7 @@
     <w:uiPriority w:val="9"/>
     <w:rsid w:val="00FC693F"/>
     <w:rPr>
-      <w:rFonts w:asciiTheme="majorHAnsi" w:eastAsiaTheme="majorEastAsia" w:hAnsiTheme="majorHAnsi" w:cstheme="majorBidi"/>
+      <w:rFonts/>
       <w:b/>
       <w:bCs/>
       <w:color w:val="4F81BD" w:themeColor="accent1"/>
@@ -1201,7 +1039,7 @@
     <w:uiPriority w:val="9"/>
     <w:rsid w:val="00FC693F"/>
     <w:rPr>
-      <w:rFonts w:asciiTheme="majorHAnsi" w:eastAsiaTheme="majorEastAsia" w:hAnsiTheme="majorHAnsi" w:cstheme="majorBidi"/>
+      <w:rFonts/>
       <w:b/>
       <w:bCs/>
       <w:color w:val="4F81BD" w:themeColor="accent1"/>
@@ -1216,19 +1054,17 @@
     <w:qFormat/>
     <w:rsid w:val="00FC693F"/>
     <w:pPr>
-      <w:pBdr>
-        <w:bottom w:val="single" w:sz="8" w:space="4" w:color="4F81BD" w:themeColor="accent1"/>
-      </w:pBdr>
-      <w:spacing w:after="300" w:line="240" w:lineRule="auto"/>
+      <w:spacing w:after="120" w:line="259" w:lineRule="auto"/>
       <w:contextualSpacing/>
     </w:pPr>
     <w:rPr>
-      <w:rFonts w:asciiTheme="majorHAnsi" w:eastAsiaTheme="majorEastAsia" w:hAnsiTheme="majorHAnsi" w:cstheme="majorBidi"/>
-      <w:color w:val="17365D" w:themeColor="text2" w:themeShade="BF"/>
+      <w:rFonts w:ascii="Times New Roman" w:hAnsi="Times New Roman"/>
+      <w:color w:val="000000"/>
       <w:spacing w:val="5"/>
       <w:kern w:val="28"/>
-      <w:sz w:val="52"/>
+      <w:sz w:val="40"/>
       <w:szCs w:val="52"/>
+      <w:lang w:val="az-Latn-AZ"/>
     </w:rPr>
   </w:style>
   <w:style w:type="character" w:customStyle="1" w:styleId="TitleChar">
@@ -1238,7 +1074,7 @@
     <w:uiPriority w:val="10"/>
     <w:rsid w:val="00FC693F"/>
     <w:rPr>
-      <w:rFonts w:asciiTheme="majorHAnsi" w:eastAsiaTheme="majorEastAsia" w:hAnsiTheme="majorHAnsi" w:cstheme="majorBidi"/>
+      <w:rFonts/>
       <w:color w:val="17365D" w:themeColor="text2" w:themeShade="BF"/>
       <w:spacing w:val="5"/>
       <w:kern w:val="28"/>
@@ -1260,7 +1096,7 @@
       </w:numPr>
     </w:pPr>
     <w:rPr>
-      <w:rFonts w:asciiTheme="majorHAnsi" w:eastAsiaTheme="majorEastAsia" w:hAnsiTheme="majorHAnsi" w:cstheme="majorBidi"/>
+      <w:rFonts/>
       <w:i/>
       <w:iCs/>
       <w:color w:val="4F81BD" w:themeColor="accent1"/>
@@ -1276,7 +1112,7 @@
     <w:uiPriority w:val="11"/>
     <w:rsid w:val="00FC693F"/>
     <w:rPr>
-      <w:rFonts w:asciiTheme="majorHAnsi" w:eastAsiaTheme="majorEastAsia" w:hAnsiTheme="majorHAnsi" w:cstheme="majorBidi"/>
+      <w:rFonts/>
       <w:i/>
       <w:iCs/>
       <w:color w:val="4F81BD" w:themeColor="accent1"/>
@@ -1401,8 +1237,15 @@
       <w:numPr>
         <w:numId w:val="1"/>
       </w:numPr>
+      <w:spacing w:after="120" w:line="259" w:lineRule="auto"/>
       <w:contextualSpacing/>
     </w:pPr>
+    <w:rPr>
+      <w:rFonts w:ascii="Times New Roman" w:hAnsi="Times New Roman"/>
+      <w:color w:val="000000"/>
+      <w:sz w:val="24"/>
+      <w:lang w:val="az-Latn-AZ"/>
+    </w:rPr>
   </w:style>
   <w:style w:type="paragraph" w:styleId="ListBullet2">
     <w:name w:val="List Bullet 2"/>
@@ -1574,7 +1417,7 @@
     <w:semiHidden/>
     <w:rsid w:val="00FC693F"/>
     <w:rPr>
-      <w:rFonts w:asciiTheme="majorHAnsi" w:eastAsiaTheme="majorEastAsia" w:hAnsiTheme="majorHAnsi" w:cstheme="majorBidi"/>
+      <w:rFonts/>
       <w:b/>
       <w:bCs/>
       <w:i/>
@@ -1590,7 +1433,7 @@
     <w:semiHidden/>
     <w:rsid w:val="00FC693F"/>
     <w:rPr>
-      <w:rFonts w:asciiTheme="majorHAnsi" w:eastAsiaTheme="majorEastAsia" w:hAnsiTheme="majorHAnsi" w:cstheme="majorBidi"/>
+      <w:rFonts/>
       <w:color w:val="243F60" w:themeColor="accent1" w:themeShade="7F"/>
     </w:rPr>
   </w:style>
@@ -1602,7 +1445,7 @@
     <w:semiHidden/>
     <w:rsid w:val="00FC693F"/>
     <w:rPr>
-      <w:rFonts w:asciiTheme="majorHAnsi" w:eastAsiaTheme="majorEastAsia" w:hAnsiTheme="majorHAnsi" w:cstheme="majorBidi"/>
+      <w:rFonts/>
       <w:i/>
       <w:iCs/>
       <w:color w:val="243F60" w:themeColor="accent1" w:themeShade="7F"/>
@@ -1616,7 +1459,7 @@
     <w:semiHidden/>
     <w:rsid w:val="00FC693F"/>
     <w:rPr>
-      <w:rFonts w:asciiTheme="majorHAnsi" w:eastAsiaTheme="majorEastAsia" w:hAnsiTheme="majorHAnsi" w:cstheme="majorBidi"/>
+      <w:rFonts/>
       <w:i/>
       <w:iCs/>
       <w:color w:val="404040" w:themeColor="text1" w:themeTint="BF"/>
@@ -1630,7 +1473,7 @@
     <w:semiHidden/>
     <w:rsid w:val="00FC693F"/>
     <w:rPr>
-      <w:rFonts w:asciiTheme="majorHAnsi" w:eastAsiaTheme="majorEastAsia" w:hAnsiTheme="majorHAnsi" w:cstheme="majorBidi"/>
+      <w:rFonts/>
       <w:color w:val="4F81BD" w:themeColor="accent1"/>
       <w:sz w:val="20"/>
       <w:szCs w:val="20"/>
@@ -1644,7 +1487,7 @@
     <w:semiHidden/>
     <w:rsid w:val="00FC693F"/>
     <w:rPr>
-      <w:rFonts w:asciiTheme="majorHAnsi" w:eastAsiaTheme="majorEastAsia" w:hAnsiTheme="majorHAnsi" w:cstheme="majorBidi"/>
+      <w:rFonts/>
       <w:i/>
       <w:iCs/>
       <w:color w:val="404040" w:themeColor="text1" w:themeTint="BF"/>
@@ -1703,9 +1546,6 @@
     <w:qFormat/>
     <w:rsid w:val="00FC693F"/>
     <w:pPr>
-      <w:pBdr>
-        <w:bottom w:val="single" w:sz="4" w:space="4" w:color="4F81BD" w:themeColor="accent1"/>
-      </w:pBdr>
       <w:spacing w:before="200" w:after="280"/>
       <w:ind w:left="936" w:right="936"/>
     </w:pPr>
@@ -3233,7 +3073,7 @@
         <w:spacing w:before="0" w:after="0" w:line="240" w:lineRule="auto"/>
       </w:pPr>
       <w:rPr>
-        <w:rFonts w:asciiTheme="majorHAnsi" w:eastAsiaTheme="majorEastAsia" w:hAnsiTheme="majorHAnsi" w:cstheme="majorBidi"/>
+        <w:rFonts/>
         <w:b/>
         <w:bCs/>
       </w:rPr>
@@ -3254,7 +3094,7 @@
         <w:spacing w:before="0" w:after="0" w:line="240" w:lineRule="auto"/>
       </w:pPr>
       <w:rPr>
-        <w:rFonts w:asciiTheme="majorHAnsi" w:eastAsiaTheme="majorEastAsia" w:hAnsiTheme="majorHAnsi" w:cstheme="majorBidi"/>
+        <w:rFonts/>
         <w:b/>
         <w:bCs/>
       </w:rPr>
@@ -3272,14 +3112,14 @@
     </w:tblStylePr>
     <w:tblStylePr w:type="firstCol">
       <w:rPr>
-        <w:rFonts w:asciiTheme="majorHAnsi" w:eastAsiaTheme="majorEastAsia" w:hAnsiTheme="majorHAnsi" w:cstheme="majorBidi"/>
+        <w:rFonts/>
         <w:b/>
         <w:bCs/>
       </w:rPr>
     </w:tblStylePr>
     <w:tblStylePr w:type="lastCol">
       <w:rPr>
-        <w:rFonts w:asciiTheme="majorHAnsi" w:eastAsiaTheme="majorEastAsia" w:hAnsiTheme="majorHAnsi" w:cstheme="majorBidi"/>
+        <w:rFonts/>
         <w:b/>
         <w:bCs/>
       </w:rPr>
@@ -3363,7 +3203,7 @@
         <w:spacing w:before="0" w:after="0" w:line="240" w:lineRule="auto"/>
       </w:pPr>
       <w:rPr>
-        <w:rFonts w:asciiTheme="majorHAnsi" w:eastAsiaTheme="majorEastAsia" w:hAnsiTheme="majorHAnsi" w:cstheme="majorBidi"/>
+        <w:rFonts/>
         <w:b/>
         <w:bCs/>
       </w:rPr>
@@ -3384,7 +3224,7 @@
         <w:spacing w:before="0" w:after="0" w:line="240" w:lineRule="auto"/>
       </w:pPr>
       <w:rPr>
-        <w:rFonts w:asciiTheme="majorHAnsi" w:eastAsiaTheme="majorEastAsia" w:hAnsiTheme="majorHAnsi" w:cstheme="majorBidi"/>
+        <w:rFonts/>
         <w:b/>
         <w:bCs/>
       </w:rPr>
@@ -3402,14 +3242,14 @@
     </w:tblStylePr>
     <w:tblStylePr w:type="firstCol">
       <w:rPr>
-        <w:rFonts w:asciiTheme="majorHAnsi" w:eastAsiaTheme="majorEastAsia" w:hAnsiTheme="majorHAnsi" w:cstheme="majorBidi"/>
+        <w:rFonts/>
         <w:b/>
         <w:bCs/>
       </w:rPr>
     </w:tblStylePr>
     <w:tblStylePr w:type="lastCol">
       <w:rPr>
-        <w:rFonts w:asciiTheme="majorHAnsi" w:eastAsiaTheme="majorEastAsia" w:hAnsiTheme="majorHAnsi" w:cstheme="majorBidi"/>
+        <w:rFonts/>
         <w:b/>
         <w:bCs/>
       </w:rPr>
@@ -3493,7 +3333,7 @@
         <w:spacing w:before="0" w:after="0" w:line="240" w:lineRule="auto"/>
       </w:pPr>
       <w:rPr>
-        <w:rFonts w:asciiTheme="majorHAnsi" w:eastAsiaTheme="majorEastAsia" w:hAnsiTheme="majorHAnsi" w:cstheme="majorBidi"/>
+        <w:rFonts/>
         <w:b/>
         <w:bCs/>
       </w:rPr>
@@ -3514,7 +3354,7 @@
         <w:spacing w:before="0" w:after="0" w:line="240" w:lineRule="auto"/>
       </w:pPr>
       <w:rPr>
-        <w:rFonts w:asciiTheme="majorHAnsi" w:eastAsiaTheme="majorEastAsia" w:hAnsiTheme="majorHAnsi" w:cstheme="majorBidi"/>
+        <w:rFonts/>
         <w:b/>
         <w:bCs/>
       </w:rPr>
@@ -3532,14 +3372,14 @@
     </w:tblStylePr>
     <w:tblStylePr w:type="firstCol">
       <w:rPr>
-        <w:rFonts w:asciiTheme="majorHAnsi" w:eastAsiaTheme="majorEastAsia" w:hAnsiTheme="majorHAnsi" w:cstheme="majorBidi"/>
+        <w:rFonts/>
         <w:b/>
         <w:bCs/>
       </w:rPr>
     </w:tblStylePr>
     <w:tblStylePr w:type="lastCol">
       <w:rPr>
-        <w:rFonts w:asciiTheme="majorHAnsi" w:eastAsiaTheme="majorEastAsia" w:hAnsiTheme="majorHAnsi" w:cstheme="majorBidi"/>
+        <w:rFonts/>
         <w:b/>
         <w:bCs/>
       </w:rPr>
@@ -3623,7 +3463,7 @@
         <w:spacing w:before="0" w:after="0" w:line="240" w:lineRule="auto"/>
       </w:pPr>
       <w:rPr>
-        <w:rFonts w:asciiTheme="majorHAnsi" w:eastAsiaTheme="majorEastAsia" w:hAnsiTheme="majorHAnsi" w:cstheme="majorBidi"/>
+        <w:rFonts/>
         <w:b/>
         <w:bCs/>
       </w:rPr>
@@ -3644,7 +3484,7 @@
         <w:spacing w:before="0" w:after="0" w:line="240" w:lineRule="auto"/>
       </w:pPr>
       <w:rPr>
-        <w:rFonts w:asciiTheme="majorHAnsi" w:eastAsiaTheme="majorEastAsia" w:hAnsiTheme="majorHAnsi" w:cstheme="majorBidi"/>
+        <w:rFonts/>
         <w:b/>
         <w:bCs/>
       </w:rPr>
@@ -3662,14 +3502,14 @@
     </w:tblStylePr>
     <w:tblStylePr w:type="firstCol">
       <w:rPr>
-        <w:rFonts w:asciiTheme="majorHAnsi" w:eastAsiaTheme="majorEastAsia" w:hAnsiTheme="majorHAnsi" w:cstheme="majorBidi"/>
+        <w:rFonts/>
         <w:b/>
         <w:bCs/>
       </w:rPr>
     </w:tblStylePr>
     <w:tblStylePr w:type="lastCol">
       <w:rPr>
-        <w:rFonts w:asciiTheme="majorHAnsi" w:eastAsiaTheme="majorEastAsia" w:hAnsiTheme="majorHAnsi" w:cstheme="majorBidi"/>
+        <w:rFonts/>
         <w:b/>
         <w:bCs/>
       </w:rPr>
@@ -3753,7 +3593,7 @@
         <w:spacing w:before="0" w:after="0" w:line="240" w:lineRule="auto"/>
       </w:pPr>
       <w:rPr>
-        <w:rFonts w:asciiTheme="majorHAnsi" w:eastAsiaTheme="majorEastAsia" w:hAnsiTheme="majorHAnsi" w:cstheme="majorBidi"/>
+        <w:rFonts/>
         <w:b/>
         <w:bCs/>
       </w:rPr>
@@ -3774,7 +3614,7 @@
         <w:spacing w:before="0" w:after="0" w:line="240" w:lineRule="auto"/>
       </w:pPr>
       <w:rPr>
-        <w:rFonts w:asciiTheme="majorHAnsi" w:eastAsiaTheme="majorEastAsia" w:hAnsiTheme="majorHAnsi" w:cstheme="majorBidi"/>
+        <w:rFonts/>
         <w:b/>
         <w:bCs/>
       </w:rPr>
@@ -3792,14 +3632,14 @@
     </w:tblStylePr>
     <w:tblStylePr w:type="firstCol">
       <w:rPr>
-        <w:rFonts w:asciiTheme="majorHAnsi" w:eastAsiaTheme="majorEastAsia" w:hAnsiTheme="majorHAnsi" w:cstheme="majorBidi"/>
+        <w:rFonts/>
         <w:b/>
         <w:bCs/>
       </w:rPr>
     </w:tblStylePr>
     <w:tblStylePr w:type="lastCol">
       <w:rPr>
-        <w:rFonts w:asciiTheme="majorHAnsi" w:eastAsiaTheme="majorEastAsia" w:hAnsiTheme="majorHAnsi" w:cstheme="majorBidi"/>
+        <w:rFonts/>
         <w:b/>
         <w:bCs/>
       </w:rPr>
@@ -3883,7 +3723,7 @@
         <w:spacing w:before="0" w:after="0" w:line="240" w:lineRule="auto"/>
       </w:pPr>
       <w:rPr>
-        <w:rFonts w:asciiTheme="majorHAnsi" w:eastAsiaTheme="majorEastAsia" w:hAnsiTheme="majorHAnsi" w:cstheme="majorBidi"/>
+        <w:rFonts/>
         <w:b/>
         <w:bCs/>
       </w:rPr>
@@ -3904,7 +3744,7 @@
         <w:spacing w:before="0" w:after="0" w:line="240" w:lineRule="auto"/>
       </w:pPr>
       <w:rPr>
-        <w:rFonts w:asciiTheme="majorHAnsi" w:eastAsiaTheme="majorEastAsia" w:hAnsiTheme="majorHAnsi" w:cstheme="majorBidi"/>
+        <w:rFonts/>
         <w:b/>
         <w:bCs/>
       </w:rPr>
@@ -3922,14 +3762,14 @@
     </w:tblStylePr>
     <w:tblStylePr w:type="firstCol">
       <w:rPr>
-        <w:rFonts w:asciiTheme="majorHAnsi" w:eastAsiaTheme="majorEastAsia" w:hAnsiTheme="majorHAnsi" w:cstheme="majorBidi"/>
+        <w:rFonts/>
         <w:b/>
         <w:bCs/>
       </w:rPr>
     </w:tblStylePr>
     <w:tblStylePr w:type="lastCol">
       <w:rPr>
-        <w:rFonts w:asciiTheme="majorHAnsi" w:eastAsiaTheme="majorEastAsia" w:hAnsiTheme="majorHAnsi" w:cstheme="majorBidi"/>
+        <w:rFonts/>
         <w:b/>
         <w:bCs/>
       </w:rPr>
@@ -4013,7 +3853,7 @@
         <w:spacing w:before="0" w:after="0" w:line="240" w:lineRule="auto"/>
       </w:pPr>
       <w:rPr>
-        <w:rFonts w:asciiTheme="majorHAnsi" w:eastAsiaTheme="majorEastAsia" w:hAnsiTheme="majorHAnsi" w:cstheme="majorBidi"/>
+        <w:rFonts/>
         <w:b/>
         <w:bCs/>
       </w:rPr>
@@ -4034,7 +3874,7 @@
         <w:spacing w:before="0" w:after="0" w:line="240" w:lineRule="auto"/>
       </w:pPr>
       <w:rPr>
-        <w:rFonts w:asciiTheme="majorHAnsi" w:eastAsiaTheme="majorEastAsia" w:hAnsiTheme="majorHAnsi" w:cstheme="majorBidi"/>
+        <w:rFonts/>
         <w:b/>
         <w:bCs/>
       </w:rPr>
@@ -4052,14 +3892,14 @@
     </w:tblStylePr>
     <w:tblStylePr w:type="firstCol">
       <w:rPr>
-        <w:rFonts w:asciiTheme="majorHAnsi" w:eastAsiaTheme="majorEastAsia" w:hAnsiTheme="majorHAnsi" w:cstheme="majorBidi"/>
+        <w:rFonts/>
         <w:b/>
         <w:bCs/>
       </w:rPr>
     </w:tblStylePr>
     <w:tblStylePr w:type="lastCol">
       <w:rPr>
-        <w:rFonts w:asciiTheme="majorHAnsi" w:eastAsiaTheme="majorEastAsia" w:hAnsiTheme="majorHAnsi" w:cstheme="majorBidi"/>
+        <w:rFonts/>
         <w:b/>
         <w:bCs/>
       </w:rPr>
@@ -5924,7 +5764,7 @@
     </w:tblPr>
     <w:tblStylePr w:type="firstRow">
       <w:rPr>
-        <w:rFonts w:asciiTheme="majorHAnsi" w:eastAsiaTheme="majorEastAsia" w:hAnsiTheme="majorHAnsi" w:cstheme="majorBidi"/>
+        <w:rFonts/>
       </w:rPr>
       <w:tblPr/>
       <w:tcPr>
@@ -6008,7 +5848,7 @@
     </w:tblPr>
     <w:tblStylePr w:type="firstRow">
       <w:rPr>
-        <w:rFonts w:asciiTheme="majorHAnsi" w:eastAsiaTheme="majorEastAsia" w:hAnsiTheme="majorHAnsi" w:cstheme="majorBidi"/>
+        <w:rFonts/>
       </w:rPr>
       <w:tblPr/>
       <w:tcPr>
@@ -6092,7 +5932,7 @@
     </w:tblPr>
     <w:tblStylePr w:type="firstRow">
       <w:rPr>
-        <w:rFonts w:asciiTheme="majorHAnsi" w:eastAsiaTheme="majorEastAsia" w:hAnsiTheme="majorHAnsi" w:cstheme="majorBidi"/>
+        <w:rFonts/>
       </w:rPr>
       <w:tblPr/>
       <w:tcPr>
@@ -6176,7 +6016,7 @@
     </w:tblPr>
     <w:tblStylePr w:type="firstRow">
       <w:rPr>
-        <w:rFonts w:asciiTheme="majorHAnsi" w:eastAsiaTheme="majorEastAsia" w:hAnsiTheme="majorHAnsi" w:cstheme="majorBidi"/>
+        <w:rFonts/>
       </w:rPr>
       <w:tblPr/>
       <w:tcPr>
@@ -6260,7 +6100,7 @@
     </w:tblPr>
     <w:tblStylePr w:type="firstRow">
       <w:rPr>
-        <w:rFonts w:asciiTheme="majorHAnsi" w:eastAsiaTheme="majorEastAsia" w:hAnsiTheme="majorHAnsi" w:cstheme="majorBidi"/>
+        <w:rFonts/>
       </w:rPr>
       <w:tblPr/>
       <w:tcPr>
@@ -6344,7 +6184,7 @@
     </w:tblPr>
     <w:tblStylePr w:type="firstRow">
       <w:rPr>
-        <w:rFonts w:asciiTheme="majorHAnsi" w:eastAsiaTheme="majorEastAsia" w:hAnsiTheme="majorHAnsi" w:cstheme="majorBidi"/>
+        <w:rFonts/>
       </w:rPr>
       <w:tblPr/>
       <w:tcPr>
@@ -6428,7 +6268,7 @@
     </w:tblPr>
     <w:tblStylePr w:type="firstRow">
       <w:rPr>
-        <w:rFonts w:asciiTheme="majorHAnsi" w:eastAsiaTheme="majorEastAsia" w:hAnsiTheme="majorHAnsi" w:cstheme="majorBidi"/>
+        <w:rFonts/>
       </w:rPr>
       <w:tblPr/>
       <w:tcPr>
@@ -6493,7 +6333,7 @@
       <w:spacing w:after="0" w:line="240" w:lineRule="auto"/>
     </w:pPr>
     <w:rPr>
-      <w:rFonts w:asciiTheme="majorHAnsi" w:eastAsiaTheme="majorEastAsia" w:hAnsiTheme="majorHAnsi" w:cstheme="majorBidi"/>
+      <w:rFonts/>
       <w:color w:val="000000" w:themeColor="text1"/>
     </w:rPr>
     <w:tblPr>
@@ -6621,7 +6461,7 @@
       <w:spacing w:after="0" w:line="240" w:lineRule="auto"/>
     </w:pPr>
     <w:rPr>
-      <w:rFonts w:asciiTheme="majorHAnsi" w:eastAsiaTheme="majorEastAsia" w:hAnsiTheme="majorHAnsi" w:cstheme="majorBidi"/>
+      <w:rFonts/>
       <w:color w:val="000000" w:themeColor="text1"/>
     </w:rPr>
     <w:tblPr>
@@ -6749,7 +6589,7 @@
       <w:spacing w:after="0" w:line="240" w:lineRule="auto"/>
     </w:pPr>
     <w:rPr>
-      <w:rFonts w:asciiTheme="majorHAnsi" w:eastAsiaTheme="majorEastAsia" w:hAnsiTheme="majorHAnsi" w:cstheme="majorBidi"/>
+      <w:rFonts/>
       <w:color w:val="000000" w:themeColor="text1"/>
     </w:rPr>
     <w:tblPr>
@@ -6877,7 +6717,7 @@
       <w:spacing w:after="0" w:line="240" w:lineRule="auto"/>
     </w:pPr>
     <w:rPr>
-      <w:rFonts w:asciiTheme="majorHAnsi" w:eastAsiaTheme="majorEastAsia" w:hAnsiTheme="majorHAnsi" w:cstheme="majorBidi"/>
+      <w:rFonts/>
       <w:color w:val="000000" w:themeColor="text1"/>
     </w:rPr>
     <w:tblPr>
@@ -7005,7 +6845,7 @@
       <w:spacing w:after="0" w:line="240" w:lineRule="auto"/>
     </w:pPr>
     <w:rPr>
-      <w:rFonts w:asciiTheme="majorHAnsi" w:eastAsiaTheme="majorEastAsia" w:hAnsiTheme="majorHAnsi" w:cstheme="majorBidi"/>
+      <w:rFonts/>
       <w:color w:val="000000" w:themeColor="text1"/>
     </w:rPr>
     <w:tblPr>
@@ -7133,7 +6973,7 @@
       <w:spacing w:after="0" w:line="240" w:lineRule="auto"/>
     </w:pPr>
     <w:rPr>
-      <w:rFonts w:asciiTheme="majorHAnsi" w:eastAsiaTheme="majorEastAsia" w:hAnsiTheme="majorHAnsi" w:cstheme="majorBidi"/>
+      <w:rFonts/>
       <w:color w:val="000000" w:themeColor="text1"/>
     </w:rPr>
     <w:tblPr>
@@ -7261,7 +7101,7 @@
       <w:spacing w:after="0" w:line="240" w:lineRule="auto"/>
     </w:pPr>
     <w:rPr>
-      <w:rFonts w:asciiTheme="majorHAnsi" w:eastAsiaTheme="majorEastAsia" w:hAnsiTheme="majorHAnsi" w:cstheme="majorBidi"/>
+      <w:rFonts/>
       <w:color w:val="000000" w:themeColor="text1"/>
     </w:rPr>
     <w:tblPr>
@@ -7900,7 +7740,7 @@
       <w:spacing w:after="0" w:line="240" w:lineRule="auto"/>
     </w:pPr>
     <w:rPr>
-      <w:rFonts w:asciiTheme="majorHAnsi" w:eastAsiaTheme="majorEastAsia" w:hAnsiTheme="majorHAnsi" w:cstheme="majorBidi"/>
+      <w:rFonts/>
       <w:color w:val="000000" w:themeColor="text1"/>
     </w:rPr>
     <w:tblPr>
@@ -8025,7 +7865,7 @@
       <w:spacing w:after="0" w:line="240" w:lineRule="auto"/>
     </w:pPr>
     <w:rPr>
-      <w:rFonts w:asciiTheme="majorHAnsi" w:eastAsiaTheme="majorEastAsia" w:hAnsiTheme="majorHAnsi" w:cstheme="majorBidi"/>
+      <w:rFonts/>
       <w:color w:val="000000" w:themeColor="text1"/>
     </w:rPr>
     <w:tblPr>
@@ -8150,7 +7990,7 @@
       <w:spacing w:after="0" w:line="240" w:lineRule="auto"/>
     </w:pPr>
     <w:rPr>
-      <w:rFonts w:asciiTheme="majorHAnsi" w:eastAsiaTheme="majorEastAsia" w:hAnsiTheme="majorHAnsi" w:cstheme="majorBidi"/>
+      <w:rFonts/>
       <w:color w:val="000000" w:themeColor="text1"/>
     </w:rPr>
     <w:tblPr>
@@ -8275,7 +8115,7 @@
       <w:spacing w:after="0" w:line="240" w:lineRule="auto"/>
     </w:pPr>
     <w:rPr>
-      <w:rFonts w:asciiTheme="majorHAnsi" w:eastAsiaTheme="majorEastAsia" w:hAnsiTheme="majorHAnsi" w:cstheme="majorBidi"/>
+      <w:rFonts/>
       <w:color w:val="000000" w:themeColor="text1"/>
     </w:rPr>
     <w:tblPr>
@@ -8400,7 +8240,7 @@
       <w:spacing w:after="0" w:line="240" w:lineRule="auto"/>
     </w:pPr>
     <w:rPr>
-      <w:rFonts w:asciiTheme="majorHAnsi" w:eastAsiaTheme="majorEastAsia" w:hAnsiTheme="majorHAnsi" w:cstheme="majorBidi"/>
+      <w:rFonts/>
       <w:color w:val="000000" w:themeColor="text1"/>
     </w:rPr>
     <w:tblPr>
@@ -8525,7 +8365,7 @@
       <w:spacing w:after="0" w:line="240" w:lineRule="auto"/>
     </w:pPr>
     <w:rPr>
-      <w:rFonts w:asciiTheme="majorHAnsi" w:eastAsiaTheme="majorEastAsia" w:hAnsiTheme="majorHAnsi" w:cstheme="majorBidi"/>
+      <w:rFonts/>
       <w:color w:val="000000" w:themeColor="text1"/>
     </w:rPr>
     <w:tblPr>
@@ -8650,7 +8490,7 @@
       <w:spacing w:after="0" w:line="240" w:lineRule="auto"/>
     </w:pPr>
     <w:rPr>
-      <w:rFonts w:asciiTheme="majorHAnsi" w:eastAsiaTheme="majorEastAsia" w:hAnsiTheme="majorHAnsi" w:cstheme="majorBidi"/>
+      <w:rFonts/>
       <w:color w:val="000000" w:themeColor="text1"/>
     </w:rPr>
     <w:tblPr>

--- a/az/discovery-articles/5.4 Nüvə enerjisi və nüvə elmi.docx
+++ b/az/discovery-articles/5.4 Nüvə enerjisi və nüvə elmi.docx
@@ -120,7 +120,7 @@
         <w:widowControl/>
       </w:pPr>
       <w:r>
-        <w:t>Kim kəşf edib və ya yaradıb</w:t>
+        <w:t xml:space="preserve">Kim yaradıb</w:t>
       </w:r>
     </w:p>
     <w:p>
@@ -217,7 +217,7 @@
         <w:rPr>
           <w:sz w:val="20"/>
         </w:rPr>
-        <w:t>A Kitablar və əsas elmi əsərlər</w:t>
+        <w:t>Kitablar və əsas elmi əsərlər</w:t>
       </w:r>
     </w:p>
     <w:p>
@@ -240,7 +240,7 @@
         <w:rPr>
           <w:sz w:val="20"/>
         </w:rPr>
-        <w:t>C Qurumların materialları və ensiklopedik mənbələr</w:t>
+        <w:t>Qurumların materialları və ensiklopedik mənbələr</w:t>
       </w:r>
     </w:p>
     <w:p>
